--- a/public/files/en/ten-minute-ai-judgement-checks.docx
+++ b/public/files/en/ten-minute-ai-judgement-checks.docx
@@ -757,42 +757,6 @@
         <w:t>Follow-up: merge the individual checklists into one shared "before-you-hand-in" checklist and post it in the classroom.</w:t>
       </w:r>
     </w:p>
-    <w:p>
-      <w:pPr>
-        <w:spacing w:before="240" w:after="80"/>
-      </w:pPr>
-      <w:r>
-        <w:rPr>
-          <w:rFonts w:ascii="Quicksand" w:hAnsi="Quicksand" w:cs="Quicksand" w:eastAsia="Noto Sans TC"/>
-          <w:b/>
-          <w:color w:val="E10707"/>
-          <w:sz w:val="28"/>
-        </w:rPr>
-        <w:t>How this relates to the EDB framework</w:t>
-      </w:r>
-    </w:p>
-    <w:p>
-      <w:r>
-        <w:rPr>
-          <w:rFonts w:ascii="Quicksand" w:hAnsi="Quicksand" w:cs="Quicksand" w:eastAsia="Noto Sans TC"/>
-          <w:b w:val="0"/>
-          <w:color w:val="080808"/>
-          <w:sz w:val="21"/>
-        </w:rPr>
-        <w:t>This maps to F (the AI Literacy Learning Framework for Primary and Secondary Schools, p.1-13) and G (the Guide to Using AI in Teaching in Primary and Secondary Schools, pp.2-7 to 2-8): F calls for varied, authentic assessment that covers application, ethics and thinking processes; G recommends oral questioning and the submission of thinking processes when checking learning and AI use. Official documents: https://www.edb.gov.hk/en/edu-system/primary-secondary/applicable-to-primary-secondary/it-in-edu/debp.html</w:t>
-      </w:r>
-    </w:p>
-    <w:p>
-      <w:r>
-        <w:rPr>
-          <w:rFonts w:ascii="Quicksand" w:hAnsi="Quicksand" w:cs="Quicksand" w:eastAsia="Noto Sans TC"/>
-          <w:b w:val="0"/>
-          <w:color w:val="080808"/>
-          <w:sz w:val="21"/>
-        </w:rPr>
-        <w:t>This is an independent Beets resource, not an official EDB publication.</w:t>
-      </w:r>
-    </w:p>
     <w:sectPr>
       <w:pgSz w:w="11906" w:h="16838"/>
       <w:pgMar w:top="1020" w:right="1134" w:bottom="1020" w:left="1134" w:header="720" w:footer="720" w:gutter="0"/>
